--- a/pds_microptoyecto_BIOMAC.docx
+++ b/pds_microptoyecto_BIOMAC.docx
@@ -1,5 +1,32 @@
 
-<file path=word/document.xml><?xml version="1.0" encoding="utf-8"?>
+<file path=docProps\app.xml><?xml version="1.0" encoding="utf-8"?>
+<ap:Properties xmlns="http://schemas.openxmlformats.org/officeDocument/2006/extended-properties" xmlns:vt="http://schemas.openxmlformats.org/officeDocument/2006/docPropsVTypes" xmlns:ap="http://schemas.openxmlformats.org/officeDocument/2006/extended-properties">
+  <ap:Application>Microsoft Word for the web</ap:Application>
+  <ap:DocSecurity>0</ap:DocSecurity>
+  <ap:ScaleCrop>false</ap:ScaleCrop>
+  <ap:Company/>
+  <ap:SharedDoc>false</ap:SharedDoc>
+  <ap:HyperlinksChanged>false</ap:HyperlinksChanged>
+  <ap:AppVersion>16.0000</ap:AppVersion>
+  <ap:Template>Normal.dotm</ap:Template>
+  <ap:LinksUpToDate>false</ap:LinksUpToDate>
+</ap:Properties>
+</file>
+
+<file path=docProps\core.xml><?xml version="1.0" encoding="utf-8"?>
+<coreProperties xmlns:dc="http://purl.org/dc/elements/1.1/" xmlns:dcterms="http://purl.org/dc/terms/" xmlns:xsi="http://www.w3.org/2001/XMLSchema-instance" xmlns="http://schemas.openxmlformats.org/package/2006/metadata/core-properties">
+  <dc:title/>
+  <dc:subject/>
+  <keywords/>
+  <dc:description/>
+  <dcterms:created xsi:type="dcterms:W3CDTF">2026-08-17T13:14:42.8924529Z</dcterms:created>
+  <dcterms:modified xsi:type="dcterms:W3CDTF">2026-08-17T15:25:05.1650209Z</dcterms:modified>
+  <dc:creator>Jersson Mauricio Rodriguez Aponte</dc:creator>
+  <lastModifiedBy>Jersson Mauricio Rodriguez Aponte</lastModifiedBy>
+</coreProperties>
+</file>
+
+<file path=word\document.xml><?xml version="1.0" encoding="utf-8"?>
 <w:document xmlns:wpc="http://schemas.microsoft.com/office/word/2010/wordprocessingCanvas" xmlns:mc="http://schemas.openxmlformats.org/markup-compatibility/2006" xmlns:o="urn:schemas-microsoft-com:office:office" xmlns:r="http://schemas.openxmlformats.org/officeDocument/2006/relationships" xmlns:m="http://schemas.openxmlformats.org/officeDocument/2006/math" xmlns:v="urn:schemas-microsoft-com:vml" xmlns:wp14="http://schemas.microsoft.com/office/word/2010/wordprocessingDrawing" xmlns:wp="http://schemas.openxmlformats.org/drawingml/2006/wordprocessingDrawing" xmlns:w10="urn:schemas-microsoft-com:office:word" xmlns:w="http://schemas.openxmlformats.org/wordprocessingml/2006/main" xmlns:w14="http://schemas.microsoft.com/office/word/2010/wordml" xmlns:w15="http://schemas.microsoft.com/office/word/2012/wordml" xmlns:wpg="http://schemas.microsoft.com/office/word/2010/wordprocessingGroup" xmlns:wpi="http://schemas.microsoft.com/office/word/2010/wordprocessingInk" xmlns:wne="http://schemas.microsoft.com/office/word/2006/wordml" xmlns:wps="http://schemas.microsoft.com/office/word/2010/wordprocessingShape" xmlns:w16se="http://schemas.microsoft.com/office/word/2015/wordml/symex" xmlns:w16cid="http://schemas.microsoft.com/office/word/2016/wordml/cid" xmlns:w16="http://schemas.microsoft.com/office/word/2018/wordml" xmlns:w16cex="http://schemas.microsoft.com/office/word/2018/wordml/cex" xmlns:w16sdtdh="http://schemas.microsoft.com/office/word/2020/wordml/sdtdatahash" xmlns:w16sdtfl="http://schemas.microsoft.com/office/word/2024/wordml/sdtformatlock" xmlns:a="http://schemas.openxmlformats.org/drawingml/2006/main" xmlns:pic="http://schemas.openxmlformats.org/drawingml/2006/picture" xmlns:a14="http://schemas.microsoft.com/office/drawing/2010/main" mc:Ignorable="w14 w15 wp14 w16se w16cid w16 w16cex w16sdtdh w16sdtfl">
   <w:body>
     <w:p xmlns:wp14="http://schemas.microsoft.com/office/word/2010/wordml" wp14:paraId="5C1A07E2" wp14:textId="23C17BAE">
@@ -921,7 +948,7 @@
         <w:rPr>
           <w:rFonts w:ascii="Times New Roman" w:hAnsi="Times New Roman" w:eastAsia="Times New Roman" w:cs="Times New Roman"/>
         </w:rPr>
-        <w:t>¿Qué municipios presentan riesgo de experimentar un exceso de casos de dengue en los próximos dos meses, de manera que sea posible anticipar la ocurrencia de un brote y apoyar la toma oportuna de medidas preventivas?</w:t>
+        <w:t>¿Qué municipios presentan riesgo de experimentar un exceso de casos de dengue en los próximas 4 a 8 semanas, de manera que sea posible anticipar la ocurrencia de un brote y apoyar la toma oportuna de medidas preventivas?</w:t>
       </w:r>
     </w:p>
     <w:p>
@@ -972,7 +999,7 @@
         <w:rPr>
           <w:rFonts w:ascii="Times New Roman" w:hAnsi="Times New Roman" w:eastAsia="Times New Roman" w:cs="Times New Roman"/>
         </w:rPr>
-        <w:t>Se propone desarrollar un prototipo funcional de alerta temprana basado en inteligencia artificial, orientado a estimar el riesgo de exceso de casos de dengue a nivel municipal con un horizonte predictivo aproximado de dos meses.</w:t>
+        <w:t>Se propone desarrollar un prototipo funcional de alerta temprana basado en inteligencia artificial, orientado a estimar el riesgo de exceso de casos de dengue a nivel municipal con un horizonte predictivo de 4 a 8 semanas.</w:t>
       </w:r>
     </w:p>
     <w:p>
@@ -1342,6 +1369,150 @@
         <w:rPr>
           <w:rFonts w:ascii="Times New Roman" w:hAnsi="Times New Roman" w:eastAsia="Times New Roman" w:cs="Times New Roman"/>
         </w:rPr>
+      </w:pPr>
+    </w:p>
+    <w:p>
+      <w:pPr>
+        <w:pStyle w:val="Normal"/>
+        <w:suppressLineNumbers w:val="0"/>
+        <w:bidi w:val="0"/>
+        <w:spacing w:before="0" w:beforeAutospacing="off" w:after="160" w:afterAutospacing="off" w:line="279" w:lineRule="auto"/>
+        <w:ind w:left="0" w:right="0"/>
+        <w:jc w:val="both"/>
+      </w:pPr>
+    </w:p>
+    <w:p>
+      <w:pPr>
+        <w:pStyle w:val="Normal"/>
+        <w:suppressLineNumbers w:val="0"/>
+        <w:bidi w:val="0"/>
+        <w:spacing w:before="0" w:beforeAutospacing="off" w:after="160" w:afterAutospacing="off" w:line="279" w:lineRule="auto"/>
+        <w:ind w:left="0" w:right="0"/>
+        <w:jc w:val="center"/>
+        <w:rPr>
+          <w:rFonts w:ascii="Times New Roman" w:hAnsi="Times New Roman" w:eastAsia="Times New Roman" w:cs="Times New Roman"/>
+          <w:b w:val="1"/>
+          <w:bCs w:val="1"/>
+        </w:rPr>
+      </w:pPr>
+      <w:r>
+        <w:rPr>
+          <w:rFonts w:ascii="Times New Roman" w:hAnsi="Times New Roman" w:eastAsia="Times New Roman" w:cs="Times New Roman"/>
+          <w:b w:val="1"/>
+          <w:bCs w:val="1"/>
+        </w:rPr>
+        <w:t>Definición de exceso de casos</w:t>
+      </w:r>
+    </w:p>
+    <w:p>
+      <w:pPr>
+        <w:pStyle w:val="Normal"/>
+        <w:suppressLineNumbers w:val="0"/>
+        <w:bidi w:val="0"/>
+        <w:spacing w:before="0" w:beforeAutospacing="off" w:after="160" w:afterAutospacing="off" w:line="279" w:lineRule="auto"/>
+        <w:ind w:left="0" w:right="0"/>
+        <w:jc w:val="both"/>
+      </w:pPr>
+      <w:r>
+        <w:rPr>
+          <w:rFonts w:ascii="Times New Roman" w:hAnsi="Times New Roman" w:eastAsia="Times New Roman" w:cs="Times New Roman"/>
+        </w:rPr>
+        <w:t xml:space="preserve">Se define como "exceso de casos" cualquier semana epidemiológica en la que el número de casos de dengue en un municipio supere el percentil 75 (P75) de la distribución histórica de la misma semana epidemiológica, calculado sobre el período de referencia 2007-2019 (excluyendo años de epidemia mayor: 2010, 2013, 2016, 2019). Esta definición operacionaliza el corredor endémico, estándar en la vigilancia epidemiológica latinoamericana: el P75 delimita la zona de epidemia de la zona de alerta y es el umbral convencional para activar acciones de respuesta institucional.</w:t>
+      </w:r>
+    </w:p>
+    <w:p>
+      <w:pPr>
+        <w:pStyle w:val="Normal"/>
+        <w:suppressLineNumbers w:val="0"/>
+        <w:bidi w:val="0"/>
+        <w:spacing w:before="0" w:beforeAutospacing="off" w:after="160" w:afterAutospacing="off" w:line="279" w:lineRule="auto"/>
+        <w:ind w:left="0" w:right="0"/>
+        <w:jc w:val="both"/>
+      </w:pPr>
+      <w:r>
+        <w:rPr>
+          <w:rFonts w:ascii="Times New Roman" w:hAnsi="Times New Roman" w:eastAsia="Times New Roman" w:cs="Times New Roman"/>
+          <w:i/>
+          <w:iCs/>
+        </w:rPr>
+        <w:t xml:space="preserve">Fuentes: Bortman, M. (1999). Elaboración de corredores o canales endémicos mediante planillas de cálculo. Revista Panamericana de Salud Pública, 5(1), 1-8. https://doi.org/10.1590/S1020-49891999000100001. Adoptado por el Instituto Nacional de Salud (INS). (2023). Protocolo de vigilancia en salud pública - Dengue (v4). Ministerio de Salud y Protección Social, Colombia.</w:t>
+      </w:r>
+    </w:p>
+    <w:p>
+      <w:pPr>
+        <w:pStyle w:val="Normal"/>
+        <w:suppressLineNumbers w:val="0"/>
+        <w:bidi w:val="0"/>
+        <w:spacing w:before="0" w:beforeAutospacing="off" w:after="160" w:afterAutospacing="off" w:line="279" w:lineRule="auto"/>
+        <w:ind w:left="0" w:right="0"/>
+        <w:jc w:val="both"/>
+      </w:pPr>
+    </w:p>
+    <w:p>
+      <w:pPr>
+        <w:pStyle w:val="Normal"/>
+        <w:suppressLineNumbers w:val="0"/>
+        <w:bidi w:val="0"/>
+        <w:spacing w:before="0" w:beforeAutospacing="off" w:after="160" w:afterAutospacing="off" w:line="279" w:lineRule="auto"/>
+        <w:ind w:left="0" w:right="0"/>
+        <w:jc w:val="center"/>
+        <w:rPr>
+          <w:rFonts w:ascii="Times New Roman" w:hAnsi="Times New Roman" w:eastAsia="Times New Roman" w:cs="Times New Roman"/>
+          <w:b w:val="1"/>
+          <w:bCs w:val="1"/>
+        </w:rPr>
+      </w:pPr>
+      <w:r>
+        <w:rPr>
+          <w:rFonts w:ascii="Times New Roman" w:hAnsi="Times New Roman" w:eastAsia="Times New Roman" w:cs="Times New Roman"/>
+          <w:b w:val="1"/>
+          <w:bCs w:val="1"/>
+        </w:rPr>
+        <w:t>Alcance municipal</w:t>
+      </w:r>
+    </w:p>
+    <w:p>
+      <w:pPr>
+        <w:pStyle w:val="Normal"/>
+        <w:suppressLineNumbers w:val="0"/>
+        <w:bidi w:val="0"/>
+        <w:spacing w:before="0" w:beforeAutospacing="off" w:after="160" w:afterAutospacing="off" w:line="279" w:lineRule="auto"/>
+        <w:ind w:left="0" w:right="0"/>
+        <w:jc w:val="both"/>
+      </w:pPr>
+      <w:r>
+        <w:rPr>
+          <w:rFonts w:ascii="Times New Roman" w:hAnsi="Times New Roman" w:eastAsia="Times New Roman" w:cs="Times New Roman"/>
+        </w:rPr>
+        <w:t xml:space="preserve">El análisis se restringirá a municipios endémicos, definidos operativamente como aquellos que reportaron casos confirmados de dengue en al menos 10 de los 18 años del período 2007-2024 y acumularon un mínimo de 200 casos en ese período. Este criterio captura municipios con transmisión sostenida y vector establecido, condición necesaria para construir un corredor endémico estadísticamente robusto y entrenar el modelo predictivo con señal epidemiológica suficiente. Municipios con transmisión esporádica o importada se excluyen para evitar sobreajuste del modelo.</w:t>
+      </w:r>
+    </w:p>
+    <w:p>
+      <w:pPr>
+        <w:pStyle w:val="Normal"/>
+        <w:suppressLineNumbers w:val="0"/>
+        <w:bidi w:val="0"/>
+        <w:spacing w:before="0" w:beforeAutospacing="off" w:after="160" w:afterAutospacing="off" w:line="279" w:lineRule="auto"/>
+        <w:ind w:left="0" w:right="0"/>
+        <w:jc w:val="both"/>
+      </w:pPr>
+      <w:r>
+        <w:rPr>
+          <w:rFonts w:ascii="Times New Roman" w:hAnsi="Times New Roman" w:eastAsia="Times New Roman" w:cs="Times New Roman"/>
+          <w:i/>
+          <w:iCs/>
+        </w:rPr>
+        <w:t xml:space="preserve">Fuentes: Brady, O. J., Gething, P. W., Bhatt, S., et al. (2012). Refining the global spatial limits of dengue virus transmission by evidence-based consensus. PLOS Neglected Tropical Diseases, 6(8), e1760. https://doi.org/10.1371/journal.pntd.0001760. Lowe, R., Bailey, T. C., Stephenson, D. B., et al. (2011). Spatio-temporal modelling of climate-sensitive disease risk. Computers and Geosciences, 37(3), 371-381.</w:t>
+      </w:r>
+    </w:p>
+    <w:p>
+      <w:pPr>
+        <w:pStyle w:val="Normal"/>
+        <w:suppressLineNumbers w:val="0"/>
+        <w:bidi w:val="0"/>
+        <w:spacing w:before="0" w:beforeAutospacing="off" w:after="160" w:afterAutospacing="off" w:line="279" w:lineRule="auto"/>
+        <w:ind w:left="0" w:right="0"/>
+        <w:jc w:val="both"/>
       </w:pPr>
     </w:p>
     <w:p>
@@ -1549,7 +1720,69 @@
 </w:document>
 </file>
 
-<file path=word/numbering.xml><?xml version="1.0" encoding="utf-8"?>
+<file path=word\fontTable.xml><?xml version="1.0" encoding="utf-8"?>
+<w:fonts xmlns:mc="http://schemas.openxmlformats.org/markup-compatibility/2006" xmlns:r="http://schemas.openxmlformats.org/officeDocument/2006/relationships" xmlns:w="http://schemas.openxmlformats.org/wordprocessingml/2006/main" xmlns:w14="http://schemas.microsoft.com/office/word/2010/wordml" xmlns:w15="http://schemas.microsoft.com/office/word/2012/wordml" xmlns:wp14="http://schemas.microsoft.com/office/word/2010/wordprocessingDrawing" xmlns:w16se="http://schemas.microsoft.com/office/word/2015/wordml/symex" xmlns:w16cid="http://schemas.microsoft.com/office/word/2016/wordml/cid" xmlns:w16="http://schemas.microsoft.com/office/word/2018/wordml" xmlns:w16cex="http://schemas.microsoft.com/office/word/2018/wordml/cex" xmlns:w16sdtdh="http://schemas.microsoft.com/office/word/2020/wordml/sdtdatahash" xmlns:w16sdtfl="http://schemas.microsoft.com/office/word/2024/wordml/sdtformatlock" mc:Ignorable="w14 w15 wp14 w16se w16cid w16 w16cex w16sdtdh w16sdtfl">
+  <w:font w:name="Calibri">
+    <w:panose1 w:val="020F0502020204030204"/>
+    <w:charset w:val="00"/>
+    <w:family w:val="swiss"/>
+    <w:pitch w:val="variable"/>
+    <w:sig w:usb0="E00002FF" w:usb1="4000ACFF" w:usb2="00000001" w:usb3="00000000" w:csb0="0000019F" w:csb1="00000000"/>
+  </w:font>
+  <w:font w:name="Times New Roman">
+    <w:panose1 w:val="02020603050405020304"/>
+    <w:charset w:val="00"/>
+    <w:family w:val="roman"/>
+    <w:notTrueType/>
+    <w:pitch w:val="variable"/>
+    <w:sig w:usb0="00000003" w:usb1="00000000" w:usb2="00000000" w:usb3="00000000" w:csb0="00000001" w:csb1="00000000"/>
+  </w:font>
+  <w:font w:name="Calibri Light">
+    <w:panose1 w:val="020F0302020204030204"/>
+    <w:charset w:val="00"/>
+    <w:family w:val="swiss"/>
+    <w:pitch w:val="variable"/>
+    <w:sig w:usb0="A00002EF" w:usb1="4000207B" w:usb2="00000000" w:usb3="00000000" w:csb0="0000019F" w:csb1="00000000"/>
+  </w:font>
+  <w:font w:name="Aptos Display">
+    <w:panose1 w:val="020B0004020202020204"/>
+    <w:charset w:val="00"/>
+    <w:family w:val="swiss"/>
+    <w:pitch w:val="variable"/>
+    <w:sig w:usb0="20000287" w:usb1="00000003" w:usb2="00000000" w:usb3="00000000" w:csb0="0000019F" w:csb1="00000000"/>
+  </w:font>
+  <w:font w:name="Aptos">
+    <w:panose1 w:val="020B0004020202020204"/>
+    <w:charset w:val="00"/>
+    <w:family w:val="swiss"/>
+    <w:pitch w:val="variable"/>
+    <w:sig w:usb0="20000287" w:usb1="00000003" w:usb2="00000000" w:usb3="00000000" w:csb0="0000019F" w:csb1="00000000"/>
+  </w:font>
+  <w:font xmlns:w="http://schemas.openxmlformats.org/wordprocessingml/2006/main" w:name="Symbol">
+    <w:panose1 w:val="05050102010706020507"/>
+    <w:charset w:val="02"/>
+    <w:family w:val="roman"/>
+    <w:pitch w:val="variable"/>
+    <w:sig w:usb0="00000000" w:usb1="10000000" w:usb2="00000000" w:usb3="00000000" w:csb0="80000000" w:csb1="00000000"/>
+  </w:font>
+  <w:font xmlns:w="http://schemas.openxmlformats.org/wordprocessingml/2006/main" w:name="Courier New">
+    <w:panose1 w:val="02070309020205020404"/>
+    <w:charset w:val="00"/>
+    <w:family w:val="modern"/>
+    <w:pitch w:val="fixed"/>
+    <w:sig w:usb0="E0002AFF" w:usb1="C0007843" w:usb2="00000009" w:usb3="00000000" w:csb0="000001FF" w:csb1="00000000"/>
+  </w:font>
+  <w:font xmlns:w="http://schemas.openxmlformats.org/wordprocessingml/2006/main" w:name="Wingdings">
+    <w:panose1 w:val="05000000000000000000"/>
+    <w:charset w:val="02"/>
+    <w:family w:val="auto"/>
+    <w:pitch w:val="variable"/>
+    <w:sig w:usb0="00000000" w:usb1="10000000" w:usb2="00000000" w:usb3="00000000" w:csb0="80000000" w:csb1="00000000"/>
+  </w:font>
+</w:fonts>
+</file>
+
+<file path=word\numbering.xml><?xml version="1.0" encoding="utf-8"?>
 <w:numbering xmlns:w="http://schemas.openxmlformats.org/wordprocessingml/2006/main">
   <w:abstractNum xmlns:w="http://schemas.openxmlformats.org/wordprocessingml/2006/main" w:abstractNumId="2">
     <w:nsid w:val="510a795a"/>
@@ -1784,7 +2017,127 @@
 </w:numbering>
 </file>
 
-<file path=word/styles.xml><?xml version="1.0" encoding="utf-8"?>
+<file path=word\settings.xml><?xml version="1.0" encoding="utf-8"?>
+<w:settings xmlns:mc="http://schemas.openxmlformats.org/markup-compatibility/2006" xmlns:o="urn:schemas-microsoft-com:office:office" xmlns:r="http://schemas.openxmlformats.org/officeDocument/2006/relationships" xmlns:m="http://schemas.openxmlformats.org/officeDocument/2006/math" xmlns:v="urn:schemas-microsoft-com:vml" xmlns:w10="urn:schemas-microsoft-com:office:word" xmlns:w="http://schemas.openxmlformats.org/wordprocessingml/2006/main" xmlns:w14="http://schemas.microsoft.com/office/word/2010/wordml" xmlns:w15="http://schemas.microsoft.com/office/word/2012/wordml" xmlns:sl="http://schemas.openxmlformats.org/schemaLibrary/2006/main" xmlns:wp14="http://schemas.microsoft.com/office/word/2010/wordprocessingDrawing" xmlns:w16se="http://schemas.microsoft.com/office/word/2015/wordml/symex" xmlns:w16cid="http://schemas.microsoft.com/office/word/2016/wordml/cid" xmlns:w16="http://schemas.microsoft.com/office/word/2018/wordml" xmlns:w16cex="http://schemas.microsoft.com/office/word/2018/wordml/cex" xmlns:w16sdtdh="http://schemas.microsoft.com/office/word/2020/wordml/sdtdatahash" xmlns:w16sdtfl="http://schemas.microsoft.com/office/word/2024/wordml/sdtformatlock" mc:Ignorable="w14 w15 wp14 w16se w16cid w16 w16cex w16sdtdh w16sdtfl">
+  <w:zoom w:percent="100"/>
+  <w:proofState w:spelling="clean" w:grammar="dirty"/>
+  <w:trackRevisions w:val="false"/>
+  <w:defaultTabStop w:val="708"/>
+  <w:hyphenationZone w:val="425"/>
+  <w:characterSpacingControl w:val="doNotCompress"/>
+  <w:compat>
+    <w:compatSetting w:name="compatibilityMode" w:uri="http://schemas.microsoft.com/office/word" w:val="15"/>
+    <w:compatSetting w:name="overrideTableStyleFontSizeAndJustification" w:uri="http://schemas.microsoft.com/office/word" w:val="1"/>
+    <w:compatSetting w:name="enableOpenTypeFeatures" w:uri="http://schemas.microsoft.com/office/word" w:val="1"/>
+    <w:compatSetting w:name="doNotFlipMirrorIndents" w:uri="http://schemas.microsoft.com/office/word" w:val="1"/>
+    <w:compatSetting w:name="differentiateMultirowTableHeaders" w:uri="http://schemas.microsoft.com/office/word" w:val="1"/>
+  </w:compat>
+  <w:rsids>
+    <w:rsidRoot w:val="3B0AC217"/>
+    <w:rsid w:val="013E6F3E"/>
+    <w:rsid w:val="07D67B79"/>
+    <w:rsid w:val="0AE274D8"/>
+    <w:rsid w:val="0ED2C102"/>
+    <w:rsid w:val="0F9F418E"/>
+    <w:rsid w:val="10CBF052"/>
+    <w:rsid w:val="111154F1"/>
+    <w:rsid w:val="1467DE81"/>
+    <w:rsid w:val="14C39506"/>
+    <w:rsid w:val="152E7959"/>
+    <w:rsid w:val="15B3ABEE"/>
+    <w:rsid w:val="16881C6F"/>
+    <w:rsid w:val="1EDE8CB4"/>
+    <w:rsid w:val="1FB37679"/>
+    <w:rsid w:val="22A6A205"/>
+    <w:rsid w:val="237C26C3"/>
+    <w:rsid w:val="2475FC81"/>
+    <w:rsid w:val="24E182B5"/>
+    <w:rsid w:val="266053BD"/>
+    <w:rsid w:val="27D54B46"/>
+    <w:rsid w:val="297BBA9B"/>
+    <w:rsid w:val="29F55A76"/>
+    <w:rsid w:val="2BB11111"/>
+    <w:rsid w:val="2D6DB0C0"/>
+    <w:rsid w:val="2E8EBF4A"/>
+    <w:rsid w:val="2F889EE7"/>
+    <w:rsid w:val="2FB2C1BA"/>
+    <w:rsid w:val="32C8DB82"/>
+    <w:rsid w:val="33B3EE25"/>
+    <w:rsid w:val="384DBD9C"/>
+    <w:rsid w:val="39505D0C"/>
+    <w:rsid w:val="3B0AC217"/>
+    <w:rsid w:val="3D094575"/>
+    <w:rsid w:val="3F2E2C11"/>
+    <w:rsid w:val="3F5B4E50"/>
+    <w:rsid w:val="417A0E46"/>
+    <w:rsid w:val="41C91FFA"/>
+    <w:rsid w:val="42AA25DA"/>
+    <w:rsid w:val="44EB8F46"/>
+    <w:rsid w:val="45E58728"/>
+    <w:rsid w:val="46BE8F7D"/>
+    <w:rsid w:val="47FC000B"/>
+    <w:rsid w:val="4AAB3449"/>
+    <w:rsid w:val="4B7DFF5D"/>
+    <w:rsid w:val="4DAA6CBF"/>
+    <w:rsid w:val="53F2ABB3"/>
+    <w:rsid w:val="543E17FE"/>
+    <w:rsid w:val="55F29E94"/>
+    <w:rsid w:val="561D7882"/>
+    <w:rsid w:val="566015E9"/>
+    <w:rsid w:val="6002C048"/>
+    <w:rsid w:val="61A39A7C"/>
+    <w:rsid w:val="61CBDE96"/>
+    <w:rsid w:val="628619CD"/>
+    <w:rsid w:val="6784CC90"/>
+    <w:rsid w:val="690E0768"/>
+    <w:rsid w:val="6B780DAA"/>
+    <w:rsid w:val="6D3203DD"/>
+    <w:rsid w:val="6EDE3627"/>
+    <w:rsid w:val="705F23D9"/>
+    <w:rsid w:val="719DCE96"/>
+    <w:rsid w:val="7697168C"/>
+    <w:rsid w:val="772D30DD"/>
+    <w:rsid w:val="77DE7584"/>
+    <w:rsid w:val="78AF82D9"/>
+    <w:rsid w:val="792B21C1"/>
+    <w:rsid w:val="79E692F1"/>
+    <w:rsid w:val="7A874560"/>
+    <w:rsid w:val="7B3D35EC"/>
+    <w:rsid w:val="7C5D503B"/>
+    <w:rsid w:val="7CC79A70"/>
+    <w:rsid w:val="7E3F62D7"/>
+    <w:rsid w:val="7EBCF834"/>
+  </w:rsids>
+  <m:mathPr>
+    <m:mathFont m:val="Cambria Math"/>
+    <m:brkBin m:val="before"/>
+    <m:brkBinSub m:val="--"/>
+    <m:smallFrac m:val="0"/>
+    <m:dispDef/>
+    <m:lMargin m:val="0"/>
+    <m:rMargin m:val="0"/>
+    <m:defJc m:val="centerGroup"/>
+    <m:wrapIndent m:val="1440"/>
+    <m:intLim m:val="subSup"/>
+    <m:naryLim m:val="undOvr"/>
+  </m:mathPr>
+  <w:themeFontLang w:val="es-ES"/>
+  <w:clrSchemeMapping w:bg1="light1" w:t1="dark1" w:bg2="light2" w:t2="dark2" w:accent1="accent1" w:accent2="accent2" w:accent3="accent3" w:accent4="accent4" w:accent5="accent5" w:accent6="accent6" w:hyperlink="hyperlink" w:followedHyperlink="followedHyperlink"/>
+  <w:shapeDefaults>
+    <o:shapedefaults v:ext="edit" spidmax="1026"/>
+    <o:shapelayout v:ext="edit">
+      <o:idmap v:ext="edit" data="1"/>
+    </o:shapelayout>
+  </w:shapeDefaults>
+  <w:decimalSymbol w:val="."/>
+  <w:listSeparator w:val=","/>
+  <w14:docId w14:val="52A477BB"/>
+  <w15:chartTrackingRefBased/>
+  <w15:docId w15:val="{1661DAB5-8095-498D-BED4-638B237ED9E9}"/>
+</w:settings>
+</file>
+
+<file path=word\styles.xml><?xml version="1.0" encoding="utf-8"?>
 <w:styles xmlns:wp14="http://schemas.microsoft.com/office/word/2010/wordprocessingDrawing" xmlns:mc="http://schemas.openxmlformats.org/markup-compatibility/2006" xmlns:r="http://schemas.openxmlformats.org/officeDocument/2006/relationships" xmlns:w="http://schemas.openxmlformats.org/wordprocessingml/2006/main" xmlns:w14="http://schemas.microsoft.com/office/word/2010/wordml" xmlns:w15="http://schemas.microsoft.com/office/word/2012/wordml" xmlns:w16se="http://schemas.microsoft.com/office/word/2015/wordml/symex" xmlns:w16cid="http://schemas.microsoft.com/office/word/2016/wordml/cid" xmlns:w16="http://schemas.microsoft.com/office/word/2018/wordml" xmlns:w16cex="http://schemas.microsoft.com/office/word/2018/wordml/cex" xmlns:w16sdtdh="http://schemas.microsoft.com/office/word/2020/wordml/sdtdatahash" xmlns:w16sdtfl="http://schemas.microsoft.com/office/word/2024/wordml/sdtformatlock" mc:Ignorable="w14 w15 wp14 w16se w16cid w16 w16cex w16sdtdh w16sdtfl">
   <w:docDefaults>
     <w:rPrDefault>
@@ -2242,7 +2595,7 @@
 </w:styles>
 </file>
 
-<file path=word/theme/theme1.xml><?xml version="1.0" encoding="utf-8"?>
+<file path=word\theme\theme1.xml><?xml version="1.0" encoding="utf-8"?>
 <a:theme xmlns:thm15="http://schemas.microsoft.com/office/thememl/2012/main" xmlns:a="http://schemas.openxmlformats.org/drawingml/2006/main" name="Office Theme">
   <a:themeElements>
     <a:clrScheme name="Office">
@@ -2501,4 +2854,11 @@
     </a:ext>
   </a:extLst>
 </a:theme>
+</file>
+
+<file path=word\webSettings.xml><?xml version="1.0" encoding="utf-8"?>
+<w:webSettings xmlns:mc="http://schemas.openxmlformats.org/markup-compatibility/2006" xmlns:r="http://schemas.openxmlformats.org/officeDocument/2006/relationships" xmlns:w="http://schemas.openxmlformats.org/wordprocessingml/2006/main" xmlns:w14="http://schemas.microsoft.com/office/word/2010/wordml" xmlns:w15="http://schemas.microsoft.com/office/word/2012/wordml" mc:Ignorable="w14 w15">
+  <w:optimizeForBrowser/>
+  <w:allowPNG/>
+</w:webSettings>
 </file>